--- a/klagomålsmail/A 35260-2025 FSC-klagomål mail.docx
+++ b/klagomålsmail/A 35260-2025 FSC-klagomål mail.docx
@@ -11,7 +11,7 @@
     </w:p>
     <w:p>
       <w:r>
-        <w:t>Vi vill informera om att det i och inom 2 meter från avverkningsanmälan A 35260-2025 i Uppsala kommun har hittats 2 naturvårdsarter varav 1 är rödlistade.</w:t>
+        <w:t>Vi vill informera om att det i och inom 11 meter från avverkningsanmälan A 35260-2025 i Uppsala kommun har hittats 7 naturvårdsarter varav 3 är rödlistade.</w:t>
       </w:r>
     </w:p>
     <w:p>

--- a/klagomålsmail/A 35260-2025 FSC-klagomål mail.docx
+++ b/klagomålsmail/A 35260-2025 FSC-klagomål mail.docx
@@ -11,7 +11,7 @@
     </w:p>
     <w:p>
       <w:r>
-        <w:t>Vi vill informera om att det i och inom 11 meter från avverkningsanmälan A 35260-2025 i Uppsala kommun har hittats 7 naturvårdsarter varav 3 är rödlistade.</w:t>
+        <w:t>Vi vill informera om att det i och inom 11 meter från avverkningsanmälan A 35260-2025 i Uppsala kommun har hittats 10 naturvårdsarter varav 5 är rödlistade.</w:t>
       </w:r>
     </w:p>
     <w:p>

--- a/klagomålsmail/A 35260-2025 FSC-klagomål mail.docx
+++ b/klagomålsmail/A 35260-2025 FSC-klagomål mail.docx
@@ -11,7 +11,7 @@
     </w:p>
     <w:p>
       <w:r>
-        <w:t>Vi vill informera om att det i och inom 11 meter från avverkningsanmälan A 35260-2025 i Uppsala kommun har hittats 10 naturvårdsarter varav 5 är rödlistade.</w:t>
+        <w:t>Vi vill informera om att det i och inom 25 meter från avverkningsanmälan A 35260-2025 i Uppsala kommun har hittats 15 naturvårdsarter varav 6 är rödlistade.</w:t>
       </w:r>
     </w:p>
     <w:p>

--- a/klagomålsmail/A 35260-2025 FSC-klagomål mail.docx
+++ b/klagomålsmail/A 35260-2025 FSC-klagomål mail.docx
@@ -11,7 +11,7 @@
     </w:p>
     <w:p>
       <w:r>
-        <w:t>Vi vill informera om att det i och inom 25 meter från avverkningsanmälan A 35260-2025 i Uppsala kommun har hittats 15 naturvårdsarter varav 6 är rödlistade.</w:t>
+        <w:t>Vi vill informera om att det i och inom 25 meter från avverkningsanmälan A 35260-2025 i Uppsala kommun har hittats 20 naturvårdsarter varav 9 är rödlistade.</w:t>
       </w:r>
     </w:p>
     <w:p>

--- a/klagomålsmail/A 35260-2025 FSC-klagomål mail.docx
+++ b/klagomålsmail/A 35260-2025 FSC-klagomål mail.docx
@@ -11,7 +11,7 @@
     </w:p>
     <w:p>
       <w:r>
-        <w:t>Vi vill informera om att det i och inom 25 meter från avverkningsanmälan A 35260-2025 i Uppsala kommun har hittats 20 naturvårdsarter varav 9 är rödlistade.</w:t>
+        <w:t>Vi vill informera om att det i och inom 22 meter från avverkningsanmälan A 35260-2025 i Uppsala kommun har hittats 20 naturvårdsarter varav 9 är rödlistade.</w:t>
       </w:r>
     </w:p>
     <w:p>

--- a/klagomålsmail/A 35260-2025 FSC-klagomål mail.docx
+++ b/klagomålsmail/A 35260-2025 FSC-klagomål mail.docx
@@ -11,7 +11,7 @@
     </w:p>
     <w:p>
       <w:r>
-        <w:t>Vi vill informera om att det i och inom 22 meter från avverkningsanmälan A 35260-2025 i Uppsala kommun har hittats 20 naturvårdsarter varav 9 är rödlistade.</w:t>
+        <w:t>Vi vill informera om att det i och inom 22 meter från avverkningsanmälan A 35260-2025 i Uppsala kommun har hittats 21 naturvårdsarter varav 10 är rödlistade.</w:t>
       </w:r>
     </w:p>
     <w:p>
